--- a/doc/หน้า ผู้ป่วยใหม่เดโม new demo.docx
+++ b/doc/หน้า ผู้ป่วยใหม่เดโม new demo.docx
@@ -23,6 +23,14 @@
       </w:r>
     </w:p>
     <w:p>
+      <w:r>
+        <w:rPr>
+          <w:rFonts w:hint="cs"/>
+          <w:cs/>
+          <w:lang w:val="en-US"/>
+        </w:rPr>
+        <w:t xml:space="preserve">ปรับปรุงมาจากหน้านี้ </w:t>
+      </w:r>
       <w:hyperlink r:id="rId4" w:history="1">
         <w:r>
           <w:rPr>
@@ -106,7 +114,6 @@
     <w:p>
       <w:pPr>
         <w:rPr>
-          <w:rFonts w:hint="cs"/>
           <w:cs/>
           <w:lang w:val="en-US"/>
         </w:rPr>
@@ -286,7 +293,6 @@
     <w:p>
       <w:pPr>
         <w:rPr>
-          <w:rFonts w:hint="cs"/>
           <w:lang w:val="en-US"/>
         </w:rPr>
       </w:pPr>
@@ -300,18 +306,13 @@
       </w:r>
     </w:p>
     <w:p>
-      <w:pPr>
-        <w:rPr>
-          <w:rFonts w:hint="cs"/>
-        </w:rPr>
-      </w:pPr>
       <w:r>
         <w:rPr>
           <w:rFonts w:hint="cs"/>
           <w:noProof/>
         </w:rPr>
         <w:drawing>
-          <wp:inline distT="0" distB="0" distL="0" distR="0" wp14:anchorId="3950414C" wp14:editId="6FB85C30">
+          <wp:inline distT="0" distB="0" distL="0" distR="0" wp14:anchorId="3950414C" wp14:editId="5E855821">
             <wp:extent cx="5943600" cy="5614035"/>
             <wp:effectExtent l="0" t="0" r="0" b="0"/>
             <wp:docPr id="464205614" name="Picture 2"/>
